--- a/templates/indemnification-agreement-llc-manager.docx
+++ b/templates/indemnification-agreement-llc-manager.docx
@@ -2,29 +2,6 @@
 <file path=word/document.xml><?xml version="1.0" encoding="utf-8"?>
 <w:document xmlns:o="urn:schemas-microsoft-com:office:office" xmlns:r="http://schemas.openxmlformats.org/officeDocument/2006/relationships" xmlns:v="urn:schemas-microsoft-com:vml" xmlns:w="http://schemas.openxmlformats.org/wordprocessingml/2006/main" xmlns:w10="urn:schemas-microsoft-com:office:word" xmlns:wp="http://schemas.openxmlformats.org/drawingml/2006/wordprocessingDrawing" xmlns:pic="http://schemas.openxmlformats.org/drawingml/2006/picture" xmlns:wps="http://schemas.microsoft.com/office/word/2010/wordprocessingShape" xmlns:wpg="http://schemas.microsoft.com/office/word/2010/wordprocessingGroup" xmlns:mc="http://schemas.openxmlformats.org/markup-compatibility/2006" xmlns:wp14="http://schemas.microsoft.com/office/word/2010/wordprocessingDrawing" xmlns:w14="http://schemas.microsoft.com/office/word/2010/wordml" xmlns:w15="http://schemas.microsoft.com/office/word/2012/wordml" mc:Ignorable="w14 wp14 w15">
   <w:body>
-    <w:p>
-      <w:pPr>
-        <w:spacing w:after="240"/>
-        <w:jc w:val="left"/>
-      </w:pPr>
-      <w:r>
-        <w:rPr>
-          <w:b/>
-          <w:i/>
-          <w:sz w:val="20"/>
-          <w:szCs w:val="20"/>
-        </w:rPr>
-        <w:t xml:space="preserve">Drafting note (delete before use): </w:t>
-      </w:r>
-      <w:r>
-        <w:rPr>
-          <w:i/>
-          <w:sz w:val="20"/>
-          <w:szCs w:val="20"/>
-        </w:rPr>
-        <w:t xml:space="preserve">Protects the Company’s Manager as permitted under the Company’s Operating Agreement and 6 Del. C. § 18-108. Use one agreement per indemnitee.</w:t>
-      </w:r>
-    </w:p>
     <w:p>
       <w:pPr>
         <w:pStyle w:val="Normal"/>
@@ -52,7 +29,7 @@
           <w:i/>
           <w:color w:val="000000"/>
         </w:rPr>
-        <w:t>[COMPANY NAME], LLC</w:t>
+        <w:t>{Company Name}</w:t>
       </w:r>
     </w:p>
     <w:p>
@@ -71,7 +48,7 @@
           <w:i/>
           <w:color w:val="000000"/>
         </w:rPr>
-        <w:t>[DATE]</w:t>
+        <w:t>{Effective Date}</w:t>
       </w:r>
       <w:r>
         <w:rPr/>
@@ -82,18 +59,18 @@
           <w:i/>
           <w:color w:val="000000"/>
         </w:rPr>
-        <w:t>[COMPANY NAME]</w:t>
+        <w:t>{Company Name}</w:t>
       </w:r>
       <w:r>
         <w:rPr/>
-        <w:t xml:space="preserve">, LLC, a Delaware limited liability company (the “Company”), and </w:t>
+        <w:t xml:space="preserve">, a Delaware limited liability company (the “Company”), and </w:t>
       </w:r>
       <w:r>
         <w:rPr>
           <w:i/>
           <w:color w:val="000000"/>
         </w:rPr>
-        <w:t>[INDEMNITEE NAME]</w:t>
+        <w:t>{Member Name}</w:t>
       </w:r>
       <w:r>
         <w:rPr/>
@@ -334,7 +311,7 @@
       </w:pPr>
       <w:r>
         <w:rPr/>
-        <w:t>______________________________</w:t>
+        <w:t>{signature:member_____}</w:t>
       </w:r>
     </w:p>
     <w:p>
@@ -348,18 +325,18 @@
           <w:i/>
           <w:color w:val="000000"/>
         </w:rPr>
-        <w:t>[COMPANY NAME]</w:t>
+        <w:t>{Company Name}</w:t>
       </w:r>
       <w:r>
         <w:rPr/>
-        <w:t xml:space="preserve">, LLC, by </w:t>
+        <w:t xml:space="preserve">, by </w:t>
       </w:r>
       <w:r>
         <w:rPr>
           <w:i/>
           <w:color w:val="000000"/>
         </w:rPr>
-        <w:t>[NAME]</w:t>
+        <w:t>{Member Name}</w:t>
       </w:r>
       <w:r>
         <w:rPr/>
@@ -370,7 +347,7 @@
           <w:i/>
           <w:color w:val="000000"/>
         </w:rPr>
-        <w:t>[Manager / Authorized Signatory]</w:t>
+        <w:t>Manager</w:t>
       </w:r>
     </w:p>
     <w:p>
@@ -394,7 +371,7 @@
       </w:pPr>
       <w:r>
         <w:rPr/>
-        <w:t>______________________________</w:t>
+        <w:t>{signature:member_____}</w:t>
       </w:r>
     </w:p>
     <w:p>
@@ -408,7 +385,7 @@
           <w:i/>
           <w:color w:val="000000"/>
         </w:rPr>
-        <w:t>[INDEMNITEE NAME]</w:t>
+        <w:t>{Member Name}</w:t>
       </w:r>
     </w:p>
     <w:sectPr>
@@ -459,7 +436,7 @@
         <w:sz w:val="20"/>
         <w:szCs w:val="20"/>
       </w:rPr>
-      <w:t xml:space="preserve">[COMPANY NAME], LLC — Indemnification Agreement (Manager)</w:t>
+      <w:t>{Company Name} — Indemnification Agreement (Manager)</w:t>
     </w:r>
   </w:p>
 </w:hdr>
